--- a/content/member-assets/realtor-suburb-snapshot/ai-prompt-pack.docx
+++ b/content/member-assets/realtor-suburb-snapshot/ai-prompt-pack.docx
@@ -4,10 +4,10 @@
   <w:body>
     <w:p>
       <w:pPr>
-        <w:pStyle w:val="Subtitle"/>
-      </w:pPr>
-      <w:r>
-        <w:t xml:space="preserve">Side Hustle Stephen - The Launchpad</w:t>
+        <w:pStyle w:val="BrandBand"/>
+      </w:pPr>
+      <w:r>
+        <w:t xml:space="preserve">SIDE HUSTLE STEPHEN - THE LAUNCHPAD</w:t>
       </w:r>
     </w:p>
     <w:p>
@@ -36,8 +36,16 @@
     </w:p>
     <w:p>
       <w:pPr>
+        <w:pStyle w:val="Tagline"/>
+      </w:pPr>
+      <w:r>
+        <w:t xml:space="preserve">Real estate agents need local content every week.</w:t>
+      </w:r>
+    </w:p>
+    <w:p>
+      <w:pPr>
         <w:pBdr>
-          <w:bottom w:val="single" w:sz="8" w:space="1" w:color="D94A00"/>
+          <w:bottom w:val="single" w:sz="8" w:space="1" w:color="0A0A0A"/>
         </w:pBdr>
         <w:spacing w:before="70" w:after="210"/>
       </w:pPr>
@@ -55,7 +63,7 @@
         <w:pStyle w:val="Meta"/>
       </w:pPr>
       <w:r>
-        <w:t xml:space="preserve">Category: B2B Service | Startup cost: $0 | First sale: 2-4 weeks | Difficulty: Medium</w:t>
+        <w:t xml:space="preserve">Category: B2B Service  /  Startup cost: $0  /  First sale: 2-4 weeks  /  Difficulty: Medium</w:t>
       </w:r>
     </w:p>
     <w:p>
@@ -76,6 +84,41 @@
     </w:p>
     <w:p>
       <w:pPr>
+        <w:pStyle w:val="Kicker"/>
+      </w:pPr>
+      <w:r>
+        <w:t>IN THIS DOCUMENT</w:t>
+      </w:r>
+    </w:p>
+    <w:p>
+      <w:pPr>
+        <w:rPr>
+          <w:color w:val="57534E"/>
+          <w:sz w:val="18"/>
+        </w:rPr>
+      </w:pPr>
+      <w:r>
+        <w:fldChar w:fldCharType="begin"/>
+      </w:r>
+      <w:r>
+        <w:instrText xml:space="preserve"> TOC \o "1-1" \h \z \u </w:instrText>
+      </w:r>
+      <w:r>
+        <w:fldChar w:fldCharType="separate"/>
+      </w:r>
+      <w:r>
+        <w:rPr>
+          <w:color w:val="57534E"/>
+          <w:sz w:val="18"/>
+        </w:rPr>
+        <w:t xml:space="preserve">Right-click and choose Update Field to build the contents.</w:t>
+      </w:r>
+      <w:r>
+        <w:fldChar w:fldCharType="end"/>
+      </w:r>
+    </w:p>
+    <w:p>
+      <w:pPr>
         <w:pStyle w:val="Heading3"/>
       </w:pPr>
       <w:r>
@@ -87,7 +130,7 @@
         <w:pStyle w:val="Checklist"/>
       </w:pPr>
       <w:r>
-        <w:t xml:space="preserve">[ ] Replace bracketed fields.</w:t>
+        <w:t xml:space="preserve">☐  Replace bracketed fields.</w:t>
       </w:r>
     </w:p>
     <w:p>
@@ -95,7 +138,7 @@
         <w:pStyle w:val="Checklist"/>
       </w:pPr>
       <w:r>
-        <w:t xml:space="preserve">[ ] Verify facts and claims.</w:t>
+        <w:t xml:space="preserve">☐  Verify facts and claims.</w:t>
       </w:r>
     </w:p>
     <w:p>
@@ -103,7 +146,7 @@
         <w:pStyle w:val="Checklist"/>
       </w:pPr>
       <w:r>
-        <w:t xml:space="preserve">[ ] Send for approval before publishing.</w:t>
+        <w:t xml:space="preserve">☐  Send for approval before publishing.</w:t>
       </w:r>
     </w:p>
     <w:p>
@@ -116,131 +159,7 @@
         <w:pStyle w:val="Heading1"/>
       </w:pPr>
       <w:r>
-        <w:t xml:space="preserve">01 / Pack Snapshot</w:t>
-      </w:r>
-    </w:p>
-    <w:p>
-      <w:pPr>
-        <w:pStyle w:val="ListParagraph"/>
-        <w:numPr>
-          <w:ilvl w:val="0"/>
-          <w:numId w:val="1"/>
-        </w:numPr>
-      </w:pPr>
-      <w:r>
-        <w:t xml:space="preserve">Buyer: Real estate agents</w:t>
-      </w:r>
-    </w:p>
-    <w:p>
-      <w:pPr>
-        <w:pStyle w:val="ListParagraph"/>
-        <w:numPr>
-          <w:ilvl w:val="0"/>
-          <w:numId w:val="1"/>
-        </w:numPr>
-      </w:pPr>
-      <w:r>
-        <w:t xml:space="preserve">Category: B2B Service</w:t>
-      </w:r>
-    </w:p>
-    <w:p>
-      <w:pPr>
-        <w:pStyle w:val="ListParagraph"/>
-        <w:numPr>
-          <w:ilvl w:val="0"/>
-          <w:numId w:val="1"/>
-        </w:numPr>
-      </w:pPr>
-      <w:r>
-        <w:t xml:space="preserve">Startup cost: $0</w:t>
-      </w:r>
-    </w:p>
-    <w:p>
-      <w:pPr>
-        <w:pStyle w:val="ListParagraph"/>
-        <w:numPr>
-          <w:ilvl w:val="0"/>
-          <w:numId w:val="1"/>
-        </w:numPr>
-      </w:pPr>
-      <w:r>
-        <w:t xml:space="preserve">Time to first sale: 2-4 weeks</w:t>
-      </w:r>
-    </w:p>
-    <w:p>
-      <w:pPr>
-        <w:pStyle w:val="ListParagraph"/>
-        <w:numPr>
-          <w:ilvl w:val="0"/>
-          <w:numId w:val="1"/>
-        </w:numPr>
-      </w:pPr>
-      <w:r>
-        <w:t xml:space="preserve">Difficulty: Medium</w:t>
-      </w:r>
-    </w:p>
-    <w:p>
-      <w:pPr>
-        <w:pStyle w:val="ListParagraph"/>
-        <w:numPr>
-          <w:ilvl w:val="0"/>
-          <w:numId w:val="1"/>
-        </w:numPr>
-      </w:pPr>
-      <w:r>
-        <w:t xml:space="preserve">Positioning hook: Real estate agents need local content every week.</w:t>
-      </w:r>
-    </w:p>
-    <w:p>
-      <w:pPr>
-        <w:pStyle w:val="Heading1"/>
-      </w:pPr>
-      <w:r>
-        <w:t xml:space="preserve">02 / Asset objective</w:t>
-      </w:r>
-    </w:p>
-    <w:p>
-      <w:pPr>
-        <w:pStyle w:val="ListParagraph"/>
-        <w:numPr>
-          <w:ilvl w:val="0"/>
-          <w:numId w:val="1"/>
-        </w:numPr>
-      </w:pPr>
-      <w:r>
-        <w:t xml:space="preserve">Agents already pay for local positioning and lead generation; suburb-specific reports are repeatable.</w:t>
-      </w:r>
-    </w:p>
-    <w:p>
-      <w:pPr>
-        <w:pStyle w:val="ListParagraph"/>
-        <w:numPr>
-          <w:ilvl w:val="0"/>
-          <w:numId w:val="1"/>
-        </w:numPr>
-      </w:pPr>
-      <w:r>
-        <w:t xml:space="preserve">Keep the promise concrete: Use public data carefully and cite sources.</w:t>
-      </w:r>
-    </w:p>
-    <w:p>
-      <w:pPr>
-        <w:pStyle w:val="ListParagraph"/>
-        <w:numPr>
-          <w:ilvl w:val="0"/>
-          <w:numId w:val="1"/>
-        </w:numPr>
-      </w:pPr>
-      <w:r>
-        <w:t xml:space="preserve">Use this asset to create a buyer-ready deliverable, not as a generic brainstorming note.</w:t>
-      </w:r>
-    </w:p>
-    <w:p>
-      <w:pPr>
-        <w:pStyle w:val="Heading1"/>
-      </w:pPr>
-      <w:r>
-        <w:t xml:space="preserve">03 / How to use these prompts</w:t>
+        <w:t xml:space="preserve">01 / How to use these prompts</w:t>
       </w:r>
     </w:p>
     <w:p>
@@ -284,7 +203,7 @@
         <w:pStyle w:val="Heading1"/>
       </w:pPr>
       <w:r>
-        <w:t xml:space="preserve">04 / Market snapshot prompts</w:t>
+        <w:t xml:space="preserve">02 / Market snapshot prompts</w:t>
       </w:r>
     </w:p>
     <w:p>
@@ -328,7 +247,7 @@
         <w:pStyle w:val="Heading1"/>
       </w:pPr>
       <w:r>
-        <w:t xml:space="preserve">05 / Content and nurture prompts</w:t>
+        <w:t xml:space="preserve">03 / Content and nurture prompts</w:t>
       </w:r>
     </w:p>
     <w:p>
@@ -372,7 +291,7 @@
         <w:pStyle w:val="Heading1"/>
       </w:pPr>
       <w:r>
-        <w:t xml:space="preserve">06 / Sales and delivery prompts</w:t>
+        <w:t xml:space="preserve">04 / Sales and delivery prompts</w:t>
       </w:r>
     </w:p>
     <w:p>
@@ -416,7 +335,7 @@
         <w:pStyle w:val="Heading1"/>
       </w:pPr>
       <w:r>
-        <w:t xml:space="preserve">07 / Prompt quality rules</w:t>
+        <w:t xml:space="preserve">05 / Prompt quality rules</w:t>
       </w:r>
     </w:p>
     <w:p>
@@ -484,7 +403,7 @@
         <w:pStyle w:val="Heading1"/>
       </w:pPr>
       <w:r>
-        <w:t xml:space="preserve">08 / Final QA prompt</w:t>
+        <w:t xml:space="preserve">06 / Final QA prompt</w:t>
       </w:r>
     </w:p>
     <w:p>
@@ -504,7 +423,7 @@
         <w:pStyle w:val="Heading1"/>
       </w:pPr>
       <w:r>
-        <w:t xml:space="preserve">09 / Buyer-ready deliverable standard</w:t>
+        <w:t xml:space="preserve">07 / Buyer-ready deliverable standard</w:t>
       </w:r>
     </w:p>
     <w:p>
@@ -560,7 +479,7 @@
         <w:pStyle w:val="Heading1"/>
       </w:pPr>
       <w:r>
-        <w:t xml:space="preserve">10 / Inputs to collect before delivery</w:t>
+        <w:t xml:space="preserve">08 / Inputs to collect before delivery</w:t>
       </w:r>
     </w:p>
     <w:p>
@@ -628,7 +547,7 @@
         <w:pStyle w:val="Heading1"/>
       </w:pPr>
       <w:r>
-        <w:t xml:space="preserve">11 / Evidence capture for renewal or case study</w:t>
+        <w:t xml:space="preserve">09 / Evidence capture for renewal or case study</w:t>
       </w:r>
     </w:p>
     <w:p>
@@ -696,7 +615,7 @@
         <w:pStyle w:val="Heading1"/>
       </w:pPr>
       <w:r>
-        <w:t xml:space="preserve">12 / Client handoff message</w:t>
+        <w:t xml:space="preserve">10 / Client handoff message</w:t>
       </w:r>
     </w:p>
     <w:p>
@@ -740,7 +659,7 @@
         <w:pStyle w:val="Heading1"/>
       </w:pPr>
       <w:r>
-        <w:t xml:space="preserve">13 / Pricing and scope guardrails</w:t>
+        <w:t xml:space="preserve">11 / Pricing and scope guardrails</w:t>
       </w:r>
     </w:p>
     <w:p>
@@ -796,7 +715,7 @@
         <w:pStyle w:val="Heading1"/>
       </w:pPr>
       <w:r>
-        <w:t xml:space="preserve">14 / Final QA before sending</w:t>
+        <w:t xml:space="preserve">12 / Final QA before sending</w:t>
       </w:r>
     </w:p>
     <w:p>
@@ -887,17 +806,17 @@
   <w:p>
     <w:pPr>
       <w:pBdr>
-        <w:top w:val="single" w:sz="4" w:space="3" w:color="D7DEE6"/>
+        <w:top w:val="single" w:sz="4" w:space="3" w:color="E0DFDD"/>
       </w:pBdr>
       <w:jc w:val="center"/>
     </w:pPr>
     <w:r>
       <w:rPr>
-        <w:rFonts w:ascii="Aptos" w:hAnsi="Aptos"/>
+        <w:rFonts w:ascii="Arial" w:hAnsi="Arial"/>
         <w:sz w:val="16"/>
-        <w:color w:val="5E6774"/>
+        <w:color w:val="57534E"/>
       </w:rPr>
-      <w:t xml:space="preserve">Side Hustle Stephen - The Launchpad | Realtor Suburb Snapshot Reports | Verify facts before client use</w:t>
+      <w:t xml:space="preserve">Side Hustle Stephen - The Launchpad  /  Realtor Suburb Snapshot Reports  /  Verify facts before client use</w:t>
     </w:r>
   </w:p>
 </w:ftr>
@@ -909,9 +828,9 @@
     <w:lvl w:ilvl="0">
       <w:start w:val="1"/>
       <w:numFmt w:val="bullet"/>
-      <w:lvlText w:val="•"/>
-      <w:pPr>
-        <w:ind w:left="720" w:hanging="240"/>
+      <w:lvlText w:val="–"/>
+      <w:pPr>
+        <w:ind w:left="540" w:hanging="220"/>
       </w:pPr>
     </w:lvl>
   </w:abstractNum>
@@ -926,60 +845,91 @@
   <w:style w:type="paragraph" w:default="1" w:styleId="Normal">
     <w:name w:val="Normal"/>
     <w:rPr>
-      <w:rFonts w:ascii="Aptos" w:hAnsi="Aptos"/>
+      <w:rFonts w:ascii="Arial" w:hAnsi="Arial"/>
       <w:sz w:val="21"/>
-      <w:color w:val="070A0F"/>
+      <w:color w:val="0A0A0A"/>
     </w:rPr>
     <w:pPr>
       <w:spacing w:after="150" w:line="300" w:lineRule="auto"/>
       <w:widowControl/>
     </w:pPr>
   </w:style>
+  <w:style w:type="paragraph" w:styleId="BrandBand">
+    <w:name w:val="BrandBand"/>
+    <w:rPr>
+      <w:rFonts w:ascii="Arial" w:hAnsi="Arial"/>
+      <w:b/>
+      <w:caps/>
+      <w:sz w:val="15"/>
+      <w:color w:val="0A0A0A"/>
+      <w:spacing w:val="30"/>
+    </w:rPr>
+    <w:pPr>
+      <w:pBdr>
+        <w:bottom w:val="single" w:sz="18" w:space="6" w:color="0A0A0A"/>
+      </w:pBdr>
+      <w:spacing w:before="0" w:after="240"/>
+      <w:jc w:val="left"/>
+    </w:pPr>
+  </w:style>
   <w:style w:type="paragraph" w:styleId="Title">
     <w:name w:val="Title"/>
     <w:rPr>
-      <w:rFonts w:ascii="Aptos Display" w:hAnsi="Aptos Display"/>
+      <w:rFonts w:ascii="Arial" w:hAnsi="Arial"/>
       <w:b/>
-      <w:sz w:val="50"/>
-      <w:color w:val="12172A"/>
-    </w:rPr>
-    <w:pPr>
-      <w:spacing w:before="90" w:after="140" w:line="920" w:lineRule="auto"/>
+      <w:sz w:val="56"/>
+      <w:color w:val="0A0A0A"/>
+      <w:spacing w:val="-10"/>
+    </w:rPr>
+    <w:pPr>
+      <w:spacing w:before="60" w:after="60" w:line="300" w:lineRule="auto"/>
       <w:keepNext/>
     </w:pPr>
   </w:style>
   <w:style w:type="paragraph" w:styleId="Subtitle">
     <w:name w:val="Subtitle"/>
     <w:rPr>
-      <w:rFonts w:ascii="Aptos" w:hAnsi="Aptos"/>
+      <w:rFonts w:ascii="Arial" w:hAnsi="Arial"/>
       <w:b/>
       <w:caps/>
       <w:sz w:val="16"/>
-      <w:color w:val="A53A00"/>
+      <w:color w:val="57534E"/>
     </w:rPr>
     <w:pPr>
       <w:spacing w:after="120"/>
+    </w:pPr>
+  </w:style>
+  <w:style w:type="paragraph" w:styleId="Tagline">
+    <w:name w:val="Tagline"/>
+    <w:rPr>
+      <w:rFonts w:ascii="Arial" w:hAnsi="Arial"/>
+      <w:sz w:val="22"/>
+      <w:color w:val="0A59D2"/>
+    </w:rPr>
+    <w:pPr>
+      <w:spacing w:before="0" w:after="150" w:line="300" w:lineRule="auto"/>
     </w:pPr>
   </w:style>
   <w:style w:type="paragraph" w:styleId="Lead">
     <w:name w:val="Lead"/>
     <w:rPr>
-      <w:rFonts w:ascii="Aptos" w:hAnsi="Aptos"/>
+      <w:rFonts w:ascii="Arial" w:hAnsi="Arial"/>
       <w:sz w:val="24"/>
-      <w:color w:val="5E6774"/>
-    </w:rPr>
-    <w:pPr>
-      <w:spacing w:before="80" w:after="160" w:line="340" w:lineRule="auto"/>
+      <w:color w:val="0A0A0A"/>
+    </w:rPr>
+    <w:pPr>
+      <w:spacing w:before="80" w:after="60" w:line="340" w:lineRule="auto"/>
     </w:pPr>
   </w:style>
   <w:style w:type="paragraph" w:styleId="Kicker">
     <w:name w:val="Kicker"/>
     <w:rPr>
-      <w:rFonts w:ascii="Aptos" w:hAnsi="Aptos"/>
+      <w:rFonts w:ascii="Arial" w:hAnsi="Arial"/>
       <w:b/>
       <w:caps/>
       <w:sz w:val="15"/>
-      <w:color w:val="A53A00"/>
+      <w:color w:val="57534E"/>
+      <w:spacing w:val="24"/>
     </w:rPr>
     <w:pPr>
       <w:spacing w:before="180" w:after="70"/>
@@ -988,38 +938,39 @@
   <w:style w:type="paragraph" w:styleId="Heading1">
     <w:name w:val="heading 1"/>
     <w:rPr>
-      <w:rFonts w:ascii="Aptos Display" w:hAnsi="Aptos Display"/>
+      <w:rFonts w:ascii="Arial" w:hAnsi="Arial"/>
       <w:b/>
-      <w:sz w:val="25"/>
-      <w:color w:val="12172A"/>
+      <w:sz w:val="26"/>
+      <w:color w:val="0A0A0A"/>
+      <w:spacing w:val="-4"/>
     </w:rPr>
     <w:pPr>
       <w:keepNext/>
-      <w:spacing w:before="320" w:after="120"/>
+      <w:spacing w:before="340" w:after="130"/>
       <w:pBdr>
-        <w:bottom w:val="single" w:sz="6" w:space="5" w:color="D7DEE6"/>
+        <w:bottom w:val="single" w:sz="6" w:space="6" w:color="E0DFDD"/>
       </w:pBdr>
     </w:pPr>
   </w:style>
   <w:style w:type="paragraph" w:styleId="Heading2">
     <w:name w:val="heading 2"/>
     <w:rPr>
-      <w:rFonts w:ascii="Aptos" w:hAnsi="Aptos"/>
+      <w:rFonts w:ascii="Arial" w:hAnsi="Arial"/>
       <w:b/>
       <w:sz w:val="23"/>
-      <w:color w:val="5E6774"/>
-    </w:rPr>
-    <w:pPr>
-      <w:spacing w:after="130"/>
+      <w:color w:val="57534E"/>
+    </w:rPr>
+    <w:pPr>
+      <w:spacing w:after="60"/>
     </w:pPr>
   </w:style>
   <w:style w:type="paragraph" w:styleId="Heading3">
     <w:name w:val="heading 3"/>
     <w:rPr>
-      <w:rFonts w:ascii="Aptos" w:hAnsi="Aptos"/>
+      <w:rFonts w:ascii="Arial" w:hAnsi="Arial"/>
       <w:b/>
       <w:sz w:val="20"/>
-      <w:color w:val="12172A"/>
+      <w:color w:val="0A0A0A"/>
     </w:rPr>
     <w:pPr>
       <w:spacing w:before="150" w:after="80"/>
@@ -1028,10 +979,10 @@
   <w:style w:type="paragraph" w:styleId="Meta">
     <w:name w:val="Meta"/>
     <w:rPr>
-      <w:rFonts w:ascii="Aptos" w:hAnsi="Aptos"/>
+      <w:rFonts w:ascii="Arial" w:hAnsi="Arial"/>
       <w:b/>
       <w:sz w:val="18"/>
-      <w:color w:val="5E6774"/>
+      <w:color w:val="57534E"/>
     </w:rPr>
     <w:pPr>
       <w:spacing w:after="95"/>
@@ -1040,9 +991,9 @@
   <w:style w:type="paragraph" w:styleId="ListParagraph">
     <w:name w:val="List Paragraph"/>
     <w:rPr>
-      <w:rFonts w:ascii="Aptos" w:hAnsi="Aptos"/>
+      <w:rFonts w:ascii="Arial" w:hAnsi="Arial"/>
       <w:sz w:val="20"/>
-      <w:color w:val="070A0F"/>
+      <w:color w:val="0A0A0A"/>
     </w:rPr>
     <w:pPr>
       <w:spacing w:after="110" w:line="292" w:lineRule="auto"/>
@@ -1053,31 +1004,31 @@
   <w:style w:type="paragraph" w:styleId="Checklist">
     <w:name w:val="Checklist"/>
     <w:rPr>
-      <w:rFonts w:ascii="Aptos" w:hAnsi="Aptos"/>
+      <w:rFonts w:ascii="Arial" w:hAnsi="Arial"/>
       <w:b/>
       <w:sz w:val="20"/>
-      <w:color w:val="12172A"/>
+      <w:color w:val="0A0A0A"/>
     </w:rPr>
     <w:pPr>
       <w:spacing w:after="92" w:line="280" w:lineRule="auto"/>
-      <w:shd w:fill="F7FAFC"/>
+      <w:shd w:fill="F5F3F1"/>
       <w:pBdr>
-        <w:left w:val="single" w:sz="10" w:space="8" w:color="D7DEE6"/>
+        <w:left w:val="single" w:sz="14" w:space="8" w:color="0A0A0A"/>
       </w:pBdr>
     </w:pPr>
   </w:style>
   <w:style w:type="paragraph" w:styleId="IntenseQuote">
     <w:name w:val="Intense Quote"/>
     <w:rPr>
-      <w:i/>
-      <w:color w:val="12172A"/>
+      <w:rFonts w:ascii="Arial" w:hAnsi="Arial"/>
+      <w:color w:val="0A0A0A"/>
       <w:sz w:val="20"/>
     </w:rPr>
     <w:pPr>
       <w:spacing w:before="90" w:after="170" w:line="292" w:lineRule="auto"/>
-      <w:shd w:fill="FFF1E7"/>
+      <w:shd w:fill="F5F3F1"/>
       <w:pBdr>
-        <w:left w:val="single" w:sz="18" w:space="8" w:color="D94A00"/>
+        <w:left w:val="single" w:sz="18" w:space="10" w:color="0A0A0A"/>
       </w:pBdr>
     </w:pPr>
   </w:style>

--- a/content/member-assets/realtor-suburb-snapshot/ai-prompt-pack.docx
+++ b/content/member-assets/realtor-suburb-snapshot/ai-prompt-pack.docx
@@ -759,7 +759,7 @@
               <w:pStyle w:val="TableCell"/>
             </w:pPr>
             <w:r>
-              <w:t xml:space="preserve">How to use these prompts — Use public data carefully, cite sources, and date every data point.</w:t>
+              <w:t xml:space="preserve">How to use these prompts - Use public data carefully, cite sources, and date every data point.</w:t>
             </w:r>
           </w:p>
         </w:tc>
@@ -801,7 +801,7 @@
               <w:pStyle w:val="TableCell"/>
             </w:pPr>
             <w:r>
-              <w:t xml:space="preserve">Market snapshot prompts — Act as a real estate content analyst. Turn these source notes for [suburb]: [paste…</w:t>
+              <w:t xml:space="preserve">Market snapshot prompts - Act as a real estate content analyst. Turn these source notes for [suburb]: [paste…</w:t>
             </w:r>
           </w:p>
         </w:tc>
@@ -845,7 +845,7 @@
               <w:pStyle w:val="TableCell"/>
             </w:pPr>
             <w:r>
-              <w:t xml:space="preserve">Content and nurture prompts — Create a weekly content pack for a real estate agent in [suburb]. Include LinkedIn post…</w:t>
+              <w:t xml:space="preserve">Content and nurture prompts - Create a weekly content pack for a real estate agent in [suburb]. Include LinkedIn post…</w:t>
             </w:r>
           </w:p>
         </w:tc>
@@ -887,7 +887,7 @@
               <w:pStyle w:val="TableCell"/>
             </w:pPr>
             <w:r>
-              <w:t xml:space="preserve">Sales and delivery prompts — Write a cold email to a real estate agent who posts generic market updates. Offer a…</w:t>
+              <w:t xml:space="preserve">Sales and delivery prompts - Write a cold email to a real estate agent who posts generic market updates. Offer a…</w:t>
             </w:r>
           </w:p>
         </w:tc>
@@ -931,7 +931,7 @@
               <w:pStyle w:val="TableCell"/>
             </w:pPr>
             <w:r>
-              <w:t xml:space="preserve">Prompt quality rules — Always paste real context before asking for output.</w:t>
+              <w:t xml:space="preserve">Prompt quality rules - Always paste real context before asking for output.</w:t>
             </w:r>
           </w:p>
         </w:tc>
@@ -973,7 +973,7 @@
               <w:pStyle w:val="TableCell"/>
             </w:pPr>
             <w:r>
-              <w:t xml:space="preserve">Final QA prompt — Review this client-facing output before I send it: [paste output]. Check for unsupported…</w:t>
+              <w:t xml:space="preserve">Final QA prompt - Review this client-facing output before I send it: [paste output]. Check for unsupported…</w:t>
             </w:r>
           </w:p>
         </w:tc>
@@ -1017,7 +1017,7 @@
               <w:pStyle w:val="TableCell"/>
             </w:pPr>
             <w:r>
-              <w:t xml:space="preserve">Buyer-ready deliverable standard — This asset is for real estate agents; remove generic language before sending it to a…</w:t>
+              <w:t xml:space="preserve">Buyer-ready deliverable standard - This asset is for real estate agents; remove generic language before sending it to a…</w:t>
             </w:r>
           </w:p>
         </w:tc>
@@ -1059,7 +1059,7 @@
               <w:pStyle w:val="TableCell"/>
             </w:pPr>
             <w:r>
-              <w:t xml:space="preserve">Inputs to collect before delivery — Business name, owner or approver, preferred contact channel, and deadline.</w:t>
+              <w:t xml:space="preserve">Inputs to collect before delivery - Business name, owner or approver, preferred contact channel, and deadline.</w:t>
             </w:r>
           </w:p>
         </w:tc>
@@ -1103,7 +1103,7 @@
               <w:pStyle w:val="TableCell"/>
             </w:pPr>
             <w:r>
-              <w:t xml:space="preserve">Evidence capture for renewal or case study — Save the before state with dated screenshots or source files.</w:t>
+              <w:t xml:space="preserve">Evidence capture for renewal or case study - Save the before state with dated screenshots or source files.</w:t>
             </w:r>
           </w:p>
         </w:tc>
@@ -1145,7 +1145,7 @@
               <w:pStyle w:val="TableCell"/>
             </w:pPr>
             <w:r>
-              <w:t xml:space="preserve">Client handoff message — Here is the finished ai prompt pack for [business]. I included the working file, final…</w:t>
+              <w:t xml:space="preserve">Client handoff message - Here is the finished ai prompt pack for [business]. I included the working file, final…</w:t>
             </w:r>
           </w:p>
         </w:tc>
@@ -1189,7 +1189,7 @@
               <w:pStyle w:val="TableCell"/>
             </w:pPr>
             <w:r>
-              <w:t xml:space="preserve">Pricing and scope guardrails — Starter scope: one focused deliverable, one input list, one approval round, final export.</w:t>
+              <w:t xml:space="preserve">Pricing and scope guardrails - Starter scope: one focused deliverable, one input list, one approval round, final export.</w:t>
             </w:r>
           </w:p>
         </w:tc>
@@ -1231,7 +1231,7 @@
               <w:pStyle w:val="TableCell"/>
             </w:pPr>
             <w:r>
-              <w:t xml:space="preserve">Final QA before sending — All bracketed placeholders are replaced or intentionally marked for buyer approval.</w:t>
+              <w:t xml:space="preserve">Final QA before sending - All bracketed placeholders are replaced or intentionally marked for buyer approval.</w:t>
             </w:r>
           </w:p>
         </w:tc>
@@ -2295,7 +2295,7 @@
     <w:lvl w:ilvl="0">
       <w:start w:val="1"/>
       <w:numFmt w:val="bullet"/>
-      <w:lvlText w:val="–"/>
+      <w:lvlText w:val="-"/>
       <w:pPr>
         <w:ind w:left="540" w:hanging="220"/>
       </w:pPr>

--- a/content/member-assets/realtor-suburb-snapshot/ai-prompt-pack.docx
+++ b/content/member-assets/realtor-suburb-snapshot/ai-prompt-pack.docx
@@ -31,7 +31,7 @@
         <w:pStyle w:val="Lead"/>
       </w:pPr>
       <w:r>
-        <w:t xml:space="preserve">Practical prompts for suburb summaries, agent content, source-safe commentary, and appraisal lead nurture.</w:t>
+        <w:t xml:space="preserve">A one-prompt research-and-production workflow plus verification, Canva handoff, content, and delivery prompts.</w:t>
       </w:r>
     </w:p>
     <w:p>
@@ -39,7 +39,7 @@
         <w:pStyle w:val="Tagline"/>
       </w:pPr>
       <w:r>
-        <w:t xml:space="preserve">Real estate agents need local content every week.</w:t>
+        <w:t xml:space="preserve">Turn one suburb and one AI prompt into a report agents can publish.</w:t>
       </w:r>
     </w:p>
     <w:p>
@@ -759,7 +759,7 @@
               <w:pStyle w:val="TableCell"/>
             </w:pPr>
             <w:r>
-              <w:t xml:space="preserve">How to use these prompts - Use public data carefully, cite sources, and date every data point.</w:t>
+              <w:t xml:space="preserve">How to use these prompts - Use a browsing-capable AI model or research agent. The core workflow should research and…</w:t>
             </w:r>
           </w:p>
         </w:tc>
@@ -801,7 +801,7 @@
               <w:pStyle w:val="TableCell"/>
             </w:pPr>
             <w:r>
-              <w:t xml:space="preserve">Market snapshot prompts - Act as a real estate content analyst. Turn these source notes for [suburb]: [paste…</w:t>
+              <w:t xml:space="preserve">The one-prompt research and production workflow - You are a careful real estate content researcher and production assistant. Research the…</w:t>
             </w:r>
           </w:p>
         </w:tc>
@@ -845,7 +845,7 @@
               <w:pStyle w:val="TableCell"/>
             </w:pPr>
             <w:r>
-              <w:t xml:space="preserve">Content and nurture prompts - Create a weekly content pack for a real estate agent in [suburb]. Include LinkedIn post…</w:t>
+              <w:t xml:space="preserve">Verification prompt - Audit this draft and its source ledger: [PASTE OUTPUT]. Open every cited URL. For each…</w:t>
             </w:r>
           </w:p>
         </w:tc>
@@ -887,6 +887,92 @@
               <w:pStyle w:val="TableCell"/>
             </w:pPr>
             <w:r>
+              <w:t xml:space="preserve">Report and Canva handoff prompt - Turn this verified suburb snapshot into a one-page design brief for my Canva template…</w:t>
+            </w:r>
+          </w:p>
+        </w:tc>
+      </w:tr>
+      <w:tr>
+        <w:tc>
+          <w:tcPr>
+            <w:tcW w:w="1180" w:type="dxa"/>
+            <w:shd w:fill="F5F3F1"/>
+            <w:tcMar>
+              <w:top w:w="120" w:type="dxa"/>
+              <w:left w:w="150" w:type="dxa"/>
+              <w:bottom w:w="120" w:type="dxa"/>
+              <w:right w:w="150" w:type="dxa"/>
+            </w:tcMar>
+            <w:vAlign w:val="center"/>
+          </w:tcPr>
+          <w:p>
+            <w:pPr>
+              <w:pStyle w:val="TableCell"/>
+            </w:pPr>
+            <w:r>
+              <w:t xml:space="preserve">05</w:t>
+            </w:r>
+          </w:p>
+        </w:tc>
+        <w:tc>
+          <w:tcPr>
+            <w:tcW w:w="7940" w:type="dxa"/>
+            <w:shd w:fill="F5F3F1"/>
+            <w:tcMar>
+              <w:top w:w="120" w:type="dxa"/>
+              <w:left w:w="150" w:type="dxa"/>
+              <w:bottom w:w="120" w:type="dxa"/>
+              <w:right w:w="150" w:type="dxa"/>
+            </w:tcMar>
+            <w:vAlign w:val="center"/>
+          </w:tcPr>
+          <w:p>
+            <w:pPr>
+              <w:pStyle w:val="TableCell"/>
+            </w:pPr>
+            <w:r>
+              <w:t xml:space="preserve">Content and nurture prompts - Create a content pack from this verified snapshot only: [paste]. Include a LinkedIn post…</w:t>
+            </w:r>
+          </w:p>
+        </w:tc>
+      </w:tr>
+      <w:tr>
+        <w:tc>
+          <w:tcPr>
+            <w:tcW w:w="1180" w:type="dxa"/>
+            <w:tcMar>
+              <w:top w:w="120" w:type="dxa"/>
+              <w:left w:w="150" w:type="dxa"/>
+              <w:bottom w:w="120" w:type="dxa"/>
+              <w:right w:w="150" w:type="dxa"/>
+            </w:tcMar>
+            <w:vAlign w:val="center"/>
+          </w:tcPr>
+          <w:p>
+            <w:pPr>
+              <w:pStyle w:val="TableCell"/>
+            </w:pPr>
+            <w:r>
+              <w:t xml:space="preserve">06</w:t>
+            </w:r>
+          </w:p>
+        </w:tc>
+        <w:tc>
+          <w:tcPr>
+            <w:tcW w:w="7940" w:type="dxa"/>
+            <w:tcMar>
+              <w:top w:w="120" w:type="dxa"/>
+              <w:left w:w="150" w:type="dxa"/>
+              <w:bottom w:w="120" w:type="dxa"/>
+              <w:right w:w="150" w:type="dxa"/>
+            </w:tcMar>
+            <w:vAlign w:val="center"/>
+          </w:tcPr>
+          <w:p>
+            <w:pPr>
+              <w:pStyle w:val="TableCell"/>
+            </w:pPr>
+            <w:r>
               <w:t xml:space="preserve">Sales and delivery prompts - Write a cold email to a real estate agent who posts generic market updates. Offer a…</w:t>
             </w:r>
           </w:p>
@@ -910,7 +996,7 @@
               <w:pStyle w:val="TableCell"/>
             </w:pPr>
             <w:r>
-              <w:t xml:space="preserve">05</w:t>
+              <w:t xml:space="preserve">07</w:t>
             </w:r>
           </w:p>
         </w:tc>
@@ -953,7 +1039,7 @@
               <w:pStyle w:val="TableCell"/>
             </w:pPr>
             <w:r>
-              <w:t xml:space="preserve">06</w:t>
+              <w:t xml:space="preserve">08</w:t>
             </w:r>
           </w:p>
         </w:tc>
@@ -996,7 +1082,7 @@
               <w:pStyle w:val="TableCell"/>
             </w:pPr>
             <w:r>
-              <w:t xml:space="preserve">07</w:t>
+              <w:t xml:space="preserve">09</w:t>
             </w:r>
           </w:p>
         </w:tc>
@@ -1039,7 +1125,7 @@
               <w:pStyle w:val="TableCell"/>
             </w:pPr>
             <w:r>
-              <w:t xml:space="preserve">08</w:t>
+              <w:t xml:space="preserve">10</w:t>
             </w:r>
           </w:p>
         </w:tc>
@@ -1082,7 +1168,7 @@
               <w:pStyle w:val="TableCell"/>
             </w:pPr>
             <w:r>
-              <w:t xml:space="preserve">09</w:t>
+              <w:t xml:space="preserve">11</w:t>
             </w:r>
           </w:p>
         </w:tc>
@@ -1125,7 +1211,7 @@
               <w:pStyle w:val="TableCell"/>
             </w:pPr>
             <w:r>
-              <w:t xml:space="preserve">10</w:t>
+              <w:t xml:space="preserve">12</w:t>
             </w:r>
           </w:p>
         </w:tc>
@@ -1168,7 +1254,7 @@
               <w:pStyle w:val="TableCell"/>
             </w:pPr>
             <w:r>
-              <w:t xml:space="preserve">11</w:t>
+              <w:t xml:space="preserve">13</w:t>
             </w:r>
           </w:p>
         </w:tc>
@@ -1211,7 +1297,7 @@
               <w:pStyle w:val="TableCell"/>
             </w:pPr>
             <w:r>
-              <w:t xml:space="preserve">12</w:t>
+              <w:t xml:space="preserve">14</w:t>
             </w:r>
           </w:p>
         </w:tc>
@@ -1282,7 +1368,7 @@
         <w:pStyle w:val="ExampleBlock"/>
       </w:pPr>
       <w:r>
-        <w:t xml:space="preserve">Use public data carefully, cite sources, and date every data point.</w:t>
+        <w:t xml:space="preserve">Use a browsing-capable AI model or research agent. The core workflow should research and draft the complete content pack in one run, not ask you to collect figures manually.</w:t>
       </w:r>
     </w:p>
     <w:p>
@@ -1290,7 +1376,7 @@
         <w:pStyle w:val="ExampleBlock"/>
       </w:pPr>
       <w:r>
-        <w:t xml:space="preserve">Separate factual market observations from agent opinion. Avoid investment advice and unsupported predictions.</w:t>
+        <w:t xml:space="preserve">Treat every AI output as a draft. Open each cited link, confirm the reporting period, geography, property type, and metric definition, and remove anything you cannot reproduce.</w:t>
       </w:r>
     </w:p>
     <w:p>
@@ -1298,7 +1384,15 @@
         <w:pStyle w:val="ExampleBlock"/>
       </w:pPr>
       <w:r>
-        <w:t xml:space="preserve">Have the agent or agency approve branded market commentary before publishing.</w:t>
+        <w:t xml:space="preserve">Separate sourced facts from plain-English commentary. Avoid valuations, forecasts, investment advice, legal advice, and unsupported predictions.</w:t>
+      </w:r>
+    </w:p>
+    <w:p>
+      <w:pPr>
+        <w:pStyle w:val="ExampleBlock"/>
+      </w:pPr>
+      <w:r>
+        <w:t xml:space="preserve">Have the agent or agency approve every branded report, email, and social post before publishing.</w:t>
       </w:r>
     </w:p>
     <w:p>
@@ -1306,7 +1400,7 @@
         <w:pStyle w:val="Heading1"/>
       </w:pPr>
       <w:r>
-        <w:t xml:space="preserve">02 / Market snapshot prompts</w:t>
+        <w:t xml:space="preserve">02 / The one-prompt research and production workflow</w:t>
       </w:r>
     </w:p>
     <w:p>
@@ -1314,7 +1408,7 @@
         <w:pStyle w:val="ExampleBlock"/>
       </w:pPr>
       <w:r>
-        <w:t xml:space="preserve">Act as a real estate content analyst. Turn these source notes for [suburb]: [paste sources/data] into a one-page weekly snapshot with key movements, plain-English interpretation, seller talking points, buyer talking points, and source log.</w:t>
+        <w:t xml:space="preserve">You are a careful real estate content researcher and production assistant. Research the latest available property market data for [SUBURB, STATE/REGION, COUNTRY] for the reporting period [DATE RANGE] using credible public sources you can open on the web. Prefer primary, government, industry, major listing-platform, and clearly dated local sources. Cite every figure with the source name, direct URL, publication or reporting date, geography, property type, and metric definition. If a figure is unavailable, conflicting, paywalled, stale, or cannot be verified, label it UNVERIFIED and leave it out of client-facing copy. Do not estimate, infer missing numbers, predict prices, provide a valuation, give investment advice, or promise leads. Then produce, in this order: (1) a source ledger with every proposed figure and verification status; (2) a one-page suburb market snapshot for [AUDIENCE: sellers/buyers/general] in a plain, local, non-hyped tone; (3) three short talking points; (4) one client email of 150-220 words; (5) three social posts with distinct angles; (6) a list of statements that need agent approval. Separate sourced facts from commentary. Use [AGENCY NAME], [AGENT NAME], [CTA], and [TONE NOTES] only where supplied. Return clean headings and copy ready to paste into the report template.</w:t>
       </w:r>
     </w:p>
     <w:p>
@@ -1322,7 +1416,15 @@
         <w:pStyle w:val="ExampleBlock"/>
       </w:pPr>
       <w:r>
-        <w:t xml:space="preserve">Summarise this suburb data without making predictions: [paste]. Identify what changed, what stayed flat, what sellers may care about, what buyers may ask, and what needs source verification.</w:t>
+        <w:t xml:space="preserve">Before you run it, replace the bracketed fields. If the model cannot browse and open sources, stop and switch to a research-enabled model instead of pasting invented data into the report.</w:t>
+      </w:r>
+    </w:p>
+    <w:p>
+      <w:pPr>
+        <w:pStyle w:val="Heading1"/>
+      </w:pPr>
+      <w:r>
+        <w:t xml:space="preserve">03 / Verification prompt</w:t>
       </w:r>
     </w:p>
     <w:p>
@@ -1330,7 +1432,15 @@
         <w:pStyle w:val="ExampleBlock"/>
       </w:pPr>
       <w:r>
-        <w:t xml:space="preserve">Create three agent-safe talking points from this market data: [paste]. Use cautious language, cite the source/date, and avoid investment advice.</w:t>
+        <w:t xml:space="preserve">Audit this draft and its source ledger: [PASTE OUTPUT]. Open every cited URL. For each figure return PASS, FAIL, STALE, CONFLICT, or CANNOT ACCESS, with the exact source wording and reporting period. Check suburb boundary, property type, median versus average, asking versus sold price, listing versus settled-sale count, and weekly versus monthly period. Remove failed figures from the client-facing copy, preserve direct links, and return a corrected draft. Do not replace a failed figure with an uncited estimate.</w:t>
+      </w:r>
+    </w:p>
+    <w:p>
+      <w:pPr>
+        <w:pStyle w:val="ExampleBlock"/>
+      </w:pPr>
+      <w:r>
+        <w:t xml:space="preserve">After the AI audit, complete your own spot check. Human verification and the agent's approval are required even when the model says PASS.</w:t>
       </w:r>
     </w:p>
     <w:p>
@@ -1338,7 +1448,7 @@
         <w:pStyle w:val="Heading1"/>
       </w:pPr>
       <w:r>
-        <w:t xml:space="preserve">03 / Content and nurture prompts</w:t>
+        <w:t xml:space="preserve">04 / Report and Canva handoff prompt</w:t>
       </w:r>
     </w:p>
     <w:p>
@@ -1346,7 +1456,7 @@
         <w:pStyle w:val="ExampleBlock"/>
       </w:pPr>
       <w:r>
-        <w:t xml:space="preserve">Create a weekly content pack for a real estate agent in [suburb]. Include LinkedIn post, Instagram caption, email intro, appraisal lead follow-up, and a short video script using this source-backed snapshot: [paste].</w:t>
+        <w:t xml:space="preserve">Turn this verified suburb snapshot into a one-page design brief for my Canva template: [PASTE VERIFIED OUTPUT]. Return only these fields: headline, reporting period, four metric cards, 60-word market summary, three talking points, source footer, agent CTA, and image direction. Keep every metric exactly as verified. Do not add new facts. Keep text short enough for one A4 page and a mobile PDF.</w:t>
       </w:r>
     </w:p>
     <w:p>
@@ -1354,6 +1464,30 @@
         <w:pStyle w:val="ExampleBlock"/>
       </w:pPr>
       <w:r>
+        <w:t xml:space="preserve">Paste the fields into one reusable Canva brand template. Export an approval PDF and retain the editable design link. Do not ask AI to redesign the layout every month.</w:t>
+      </w:r>
+    </w:p>
+    <w:p>
+      <w:pPr>
+        <w:pStyle w:val="Heading1"/>
+      </w:pPr>
+      <w:r>
+        <w:t xml:space="preserve">05 / Content and nurture prompts</w:t>
+      </w:r>
+    </w:p>
+    <w:p>
+      <w:pPr>
+        <w:pStyle w:val="ExampleBlock"/>
+      </w:pPr>
+      <w:r>
+        <w:t xml:space="preserve">Create a content pack from this verified snapshot only: [paste]. Include a LinkedIn post, Instagram caption, email intro, appraisal lead follow-up, and a 30-second video script. Do not introduce a number or claim that is not in the verified snapshot.</w:t>
+      </w:r>
+    </w:p>
+    <w:p>
+      <w:pPr>
+        <w:pStyle w:val="ExampleBlock"/>
+      </w:pPr>
+      <w:r>
         <w:t xml:space="preserve">Write an appraisal lead nurture email using this suburb snapshot: [paste]. Keep it helpful and local, not pushy.</w:t>
       </w:r>
     </w:p>
@@ -1370,7 +1504,7 @@
         <w:pStyle w:val="Heading1"/>
       </w:pPr>
       <w:r>
-        <w:t xml:space="preserve">04 / Sales and delivery prompts</w:t>
+        <w:t xml:space="preserve">06 / Sales and delivery prompts</w:t>
       </w:r>
     </w:p>
     <w:p>
@@ -1394,7 +1528,7 @@
         <w:pStyle w:val="ExampleBlock"/>
       </w:pPr>
       <w:r>
-        <w:t xml:space="preserve">Create a handoff note for a completed suburb snapshot with source log, publishable captions, caveats, and next week's data needs.</w:t>
+        <w:t xml:space="preserve">Create a handoff note for a completed suburb snapshot with the source ledger, approval items, report PDF, editable Canva link, publishable captions, caveats, and next reporting date.</w:t>
       </w:r>
     </w:p>
     <w:p>
@@ -1402,7 +1536,7 @@
         <w:pStyle w:val="Heading1"/>
       </w:pPr>
       <w:r>
-        <w:t xml:space="preserve">05 / Prompt quality rules</w:t>
+        <w:t xml:space="preserve">07 / Prompt quality rules</w:t>
       </w:r>
     </w:p>
     <w:p>
@@ -1450,7 +1584,7 @@
         <w:pStyle w:val="Heading1"/>
       </w:pPr>
       <w:r>
-        <w:t xml:space="preserve">06 / Final QA prompt</w:t>
+        <w:t xml:space="preserve">08 / Final QA prompt</w:t>
       </w:r>
     </w:p>
     <w:p>
@@ -1466,7 +1600,7 @@
         <w:pStyle w:val="Heading1"/>
       </w:pPr>
       <w:r>
-        <w:t xml:space="preserve">07 / Buyer-ready deliverable standard</w:t>
+        <w:t xml:space="preserve">09 / Buyer-ready deliverable standard</w:t>
       </w:r>
     </w:p>
     <w:p>
@@ -1522,7 +1656,7 @@
         <w:pStyle w:val="Heading1"/>
       </w:pPr>
       <w:r>
-        <w:t xml:space="preserve">08 / Inputs to collect before delivery</w:t>
+        <w:t xml:space="preserve">10 / Inputs to collect before delivery</w:t>
       </w:r>
     </w:p>
     <w:tbl>
@@ -1811,7 +1945,7 @@
         <w:pStyle w:val="Heading1"/>
       </w:pPr>
       <w:r>
-        <w:t xml:space="preserve">09 / Evidence capture for renewal or case study</w:t>
+        <w:t xml:space="preserve">11 / Evidence capture for renewal or case study</w:t>
       </w:r>
     </w:p>
     <w:p>
@@ -1879,7 +2013,7 @@
         <w:pStyle w:val="Heading1"/>
       </w:pPr>
       <w:r>
-        <w:t xml:space="preserve">10 / Client handoff message</w:t>
+        <w:t xml:space="preserve">12 / Client handoff message</w:t>
       </w:r>
     </w:p>
     <w:p>
@@ -1923,7 +2057,7 @@
         <w:pStyle w:val="Heading1"/>
       </w:pPr>
       <w:r>
-        <w:t xml:space="preserve">11 / Pricing and scope guardrails</w:t>
+        <w:t xml:space="preserve">13 / Pricing and scope guardrails</w:t>
       </w:r>
     </w:p>
     <w:tbl>
@@ -2168,7 +2302,7 @@
         <w:pStyle w:val="Heading1"/>
       </w:pPr>
       <w:r>
-        <w:t xml:space="preserve">12 / Final QA before sending</w:t>
+        <w:t xml:space="preserve">14 / Final QA before sending</w:t>
       </w:r>
     </w:p>
     <w:p>
